--- a/StudentFolders/A3/AudreyL/FantasyFall Final Project.docx
+++ b/StudentFolders/A3/AudreyL/FantasyFall Final Project.docx
@@ -2701,41 +2701,21 @@
     </w:p>
     <w:p>
       <w:pPr>
-        <w:numPr>
-          <w:ilvl w:val="1"/>
-          <w:numId w:val="11"/>
-        </w:numPr>
-        <w:rPr>
-          <w:highlight w:val="red"/>
-        </w:rPr>
-      </w:pPr>
-      <w:r>
-        <w:rPr>
-          <w:b/>
-          <w:bCs/>
-          <w:highlight w:val="red"/>
-        </w:rPr>
-        <w:t>Have multiple falling objects fall down the screen at once with the 70/30 chance logic still applying across the several objects</w:t>
-      </w:r>
-    </w:p>
-    <w:p>
-      <w:pPr>
-        <w:rPr>
-          <w:highlight w:val="red"/>
-        </w:rPr>
-      </w:pPr>
-      <w:r>
-        <w:rPr>
-          <w:b/>
-          <w:bCs/>
-          <w:highlight w:val="red"/>
-        </w:rPr>
-        <w:lastRenderedPageBreak/>
+        <w:rPr>
+          <w:highlight w:val="green"/>
+        </w:rPr>
+      </w:pPr>
+      <w:r>
+        <w:rPr>
+          <w:b/>
+          <w:bCs/>
+          <w:highlight w:val="green"/>
+        </w:rPr>
         <w:t>Phase 2: Polish the Core Game</w:t>
       </w:r>
       <w:r>
         <w:rPr>
-          <w:highlight w:val="red"/>
+          <w:highlight w:val="green"/>
         </w:rPr>
         <w:br/>
       </w:r>
@@ -2743,7 +2723,7 @@
         <w:rPr>
           <w:i/>
           <w:iCs/>
-          <w:highlight w:val="red"/>
+          <w:highlight w:val="green"/>
         </w:rPr>
         <w:t>Now you have a functional game! Let's make it proper.</w:t>
       </w:r>
@@ -2755,20 +2735,21 @@
           <w:numId w:val="13"/>
         </w:numPr>
         <w:rPr>
-          <w:highlight w:val="red"/>
-        </w:rPr>
-      </w:pPr>
-      <w:r>
-        <w:rPr>
-          <w:b/>
-          <w:bCs/>
-          <w:highlight w:val="red"/>
-        </w:rPr>
+          <w:highlight w:val="green"/>
+        </w:rPr>
+      </w:pPr>
+      <w:r>
+        <w:rPr>
+          <w:b/>
+          <w:bCs/>
+          <w:highlight w:val="green"/>
+        </w:rPr>
+        <w:lastRenderedPageBreak/>
         <w:t>The Timer:</w:t>
       </w:r>
       <w:r>
         <w:rPr>
-          <w:highlight w:val="red"/>
+          <w:highlight w:val="green"/>
         </w:rPr>
         <w:t> Implement the 1-minute timer using </w:t>
       </w:r>
@@ -2776,21 +2757,21 @@
       <w:proofErr w:type="gramStart"/>
       <w:r>
         <w:rPr>
-          <w:highlight w:val="red"/>
+          <w:highlight w:val="green"/>
         </w:rPr>
         <w:t>millis</w:t>
       </w:r>
       <w:proofErr w:type="spellEnd"/>
       <w:r>
         <w:rPr>
-          <w:highlight w:val="red"/>
+          <w:highlight w:val="green"/>
         </w:rPr>
         <w:t>(</w:t>
       </w:r>
       <w:proofErr w:type="gramEnd"/>
       <w:r>
         <w:rPr>
-          <w:highlight w:val="red"/>
+          <w:highlight w:val="green"/>
         </w:rPr>
         <w:t>). When time is up, stop the game loop and display the final score on top of the game screen.</w:t>
       </w:r>
@@ -2872,62 +2853,62 @@
           <w:tab w:val="num" w:pos="720"/>
         </w:tabs>
         <w:rPr>
-          <w:highlight w:val="red"/>
-        </w:rPr>
-      </w:pPr>
-      <w:r>
-        <w:rPr>
-          <w:b/>
-          <w:bCs/>
-          <w:highlight w:val="red"/>
+          <w:highlight w:val="green"/>
+        </w:rPr>
+      </w:pPr>
+      <w:r>
+        <w:rPr>
+          <w:b/>
+          <w:bCs/>
+          <w:highlight w:val="green"/>
         </w:rPr>
         <w:t>Game Balance:</w:t>
       </w:r>
       <w:r>
         <w:rPr>
-          <w:highlight w:val="red"/>
+          <w:highlight w:val="green"/>
         </w:rPr>
         <w:t> Adjust the </w:t>
       </w:r>
       <w:proofErr w:type="gramStart"/>
       <w:r>
         <w:rPr>
-          <w:highlight w:val="red"/>
+          <w:highlight w:val="green"/>
         </w:rPr>
         <w:t>random(</w:t>
       </w:r>
       <w:proofErr w:type="gramEnd"/>
       <w:r>
         <w:rPr>
-          <w:highlight w:val="red"/>
+          <w:highlight w:val="green"/>
         </w:rPr>
         <w:t xml:space="preserve">) logic in your spawn function to make </w:t>
       </w:r>
       <w:proofErr w:type="spellStart"/>
       <w:r>
         <w:rPr>
-          <w:highlight w:val="red"/>
+          <w:highlight w:val="green"/>
         </w:rPr>
         <w:t>armour</w:t>
       </w:r>
       <w:proofErr w:type="spellEnd"/>
       <w:r>
         <w:rPr>
-          <w:highlight w:val="red"/>
+          <w:highlight w:val="green"/>
         </w:rPr>
         <w:t xml:space="preserve"> more common than poison (e.g., 70% chance for </w:t>
       </w:r>
       <w:proofErr w:type="spellStart"/>
       <w:r>
         <w:rPr>
-          <w:highlight w:val="red"/>
+          <w:highlight w:val="green"/>
         </w:rPr>
         <w:t>armour</w:t>
       </w:r>
       <w:proofErr w:type="spellEnd"/>
       <w:r>
         <w:rPr>
-          <w:highlight w:val="red"/>
+          <w:highlight w:val="green"/>
         </w:rPr>
         <w:t>, 30% for poison).</w:t>
       </w:r>
@@ -3420,33 +3401,500 @@
     </w:p>
     <w:p>
       <w:pPr>
-        <w:rPr>
-          <w:b/>
-          <w:bCs/>
-        </w:rPr>
-      </w:pPr>
-      <w:r>
-        <w:rPr>
-          <w:b/>
-          <w:bCs/>
-        </w:rPr>
+        <w:ind w:left="1440"/>
+      </w:pPr>
+    </w:p>
+    <w:p>
+      <w:pPr>
+        <w:ind w:left="1440"/>
+      </w:pPr>
+    </w:p>
+    <w:p>
+      <w:pPr>
+        <w:ind w:left="1440"/>
+      </w:pPr>
+    </w:p>
+    <w:p>
+      <w:pPr>
+        <w:rPr>
+          <w:b/>
+          <w:bCs/>
+        </w:rPr>
+      </w:pPr>
+      <w:r>
+        <w:rPr>
+          <w:b/>
+          <w:bCs/>
+        </w:rPr>
+        <w:t>Daily Journal:</w:t>
+      </w:r>
+    </w:p>
+    <w:p>
+      <w:pPr>
+        <w:rPr>
+          <w:b/>
+          <w:bCs/>
+        </w:rPr>
+      </w:pPr>
+      <w:r>
+        <w:rPr>
+          <w:b/>
+          <w:bCs/>
+        </w:rPr>
+        <w:t>Goals for the day:</w:t>
+      </w:r>
+    </w:p>
+    <w:p>
+      <w:pPr>
+        <w:rPr>
+          <w:b/>
+          <w:bCs/>
+        </w:rPr>
+      </w:pPr>
+      <w:r>
+        <w:rPr>
+          <w:b/>
+          <w:bCs/>
+        </w:rPr>
+        <w:t>Today I accomplished:</w:t>
+      </w:r>
+    </w:p>
+    <w:p>
+      <w:pPr>
+        <w:rPr>
+          <w:b/>
+          <w:bCs/>
+        </w:rPr>
+      </w:pPr>
+      <w:r>
+        <w:rPr>
+          <w:b/>
+          <w:bCs/>
+        </w:rPr>
+        <w:t>Problems I encountered:</w:t>
+      </w:r>
+    </w:p>
+    <w:p>
+      <w:pPr>
+        <w:rPr>
+          <w:b/>
+          <w:bCs/>
+        </w:rPr>
+      </w:pPr>
+      <w:r>
+        <w:rPr>
+          <w:b/>
+          <w:bCs/>
+        </w:rPr>
+        <w:t>Notes for next class:</w:t>
+      </w:r>
+    </w:p>
+    <w:p>
+      <w:pPr>
+        <w:rPr>
+          <w:b/>
+          <w:bCs/>
+        </w:rPr>
+      </w:pPr>
+    </w:p>
+    <w:p>
+      <w:pPr>
+        <w:rPr>
+          <w:b/>
+          <w:bCs/>
+        </w:rPr>
+      </w:pPr>
+      <w:r>
+        <w:rPr>
+          <w:b/>
+          <w:bCs/>
+        </w:rPr>
+        <w:t>11/4/2025</w:t>
+      </w:r>
+    </w:p>
+    <w:p>
+      <w:r>
+        <w:rPr>
+          <w:b/>
+          <w:bCs/>
+        </w:rPr>
+        <w:t>Goals for the day:</w:t>
+      </w:r>
+      <w:r>
+        <w:t xml:space="preserve"> create the basic objects (player that can move using </w:t>
+      </w:r>
+      <w:r>
+        <w:t>A and D keys and won’</w:t>
+      </w:r>
+      <w:r>
+        <w:rPr>
+          <w:rFonts w:hint="eastAsia"/>
+        </w:rPr>
+        <w:t>t</w:t>
+      </w:r>
+      <w:r>
+        <w:t xml:space="preserve"> go offscreen </w:t>
+      </w:r>
+      <w:r>
+        <w:t xml:space="preserve">and possibly </w:t>
+      </w:r>
+      <w:r>
+        <w:t>set</w:t>
+      </w:r>
+      <w:r>
+        <w:t xml:space="preserve"> up an </w:t>
+      </w:r>
+      <w:proofErr w:type="spellStart"/>
+      <w:r>
+        <w:t>arraylist</w:t>
+      </w:r>
+      <w:proofErr w:type="spellEnd"/>
+      <w:r>
+        <w:t xml:space="preserve"> for falling objects). I will be using rectangles as placeholders before </w:t>
+      </w:r>
+      <w:r>
+        <w:rPr>
+          <w:rFonts w:hint="eastAsia"/>
+        </w:rPr>
+        <w:t>I</w:t>
+      </w:r>
+      <w:r>
+        <w:t xml:space="preserve"> import character and object designs into the game in a future class.</w:t>
+      </w:r>
+    </w:p>
+    <w:p>
+      <w:r>
+        <w:rPr>
+          <w:b/>
+          <w:bCs/>
+        </w:rPr>
+        <w:t>Today I accomplished:</w:t>
+      </w:r>
+      <w:r>
+        <w:rPr>
+          <w:b/>
+          <w:bCs/>
+        </w:rPr>
+        <w:t xml:space="preserve"> </w:t>
+      </w:r>
+      <w:r>
+        <w:t>I made a player that is at the bottom of the screen, can be controlled using A and D keys to move left and right</w:t>
+      </w:r>
+      <w:r>
+        <w:t xml:space="preserve"> (using KeyPressed2024)</w:t>
+      </w:r>
+      <w:r>
+        <w:t>, and ca</w:t>
+      </w:r>
+      <w:r>
+        <w:rPr>
+          <w:rFonts w:hint="eastAsia"/>
+        </w:rPr>
+        <w:t>nnot</w:t>
+      </w:r>
+      <w:r>
+        <w:t xml:space="preserve"> go off screen. I also made falling objects that spawn at random locations and fall at a certain speed</w:t>
+      </w:r>
+      <w:r>
+        <w:t xml:space="preserve"> (using </w:t>
+      </w:r>
+      <w:r>
+        <w:rPr>
+          <w:rFonts w:hint="eastAsia"/>
+        </w:rPr>
+        <w:t>“</w:t>
+      </w:r>
+      <w:r>
+        <w:t>Single Raindrop Spawn from diff location)</w:t>
+      </w:r>
+      <w:r>
+        <w:t xml:space="preserve">. </w:t>
+      </w:r>
+    </w:p>
+    <w:p>
+      <w:r>
+        <w:rPr>
+          <w:b/>
+          <w:bCs/>
+        </w:rPr>
+        <w:t>Problems I encountered:</w:t>
+      </w:r>
+      <w:r>
+        <w:rPr>
+          <w:b/>
+          <w:bCs/>
+        </w:rPr>
+        <w:t xml:space="preserve"> </w:t>
+      </w:r>
+      <w:r>
+        <w:t>I forgot to change the variable x and y into x2 and y2 for the falling objects</w:t>
+      </w:r>
+      <w:r>
+        <w:rPr>
+          <w:rFonts w:hint="eastAsia"/>
+        </w:rPr>
+        <w:t>,</w:t>
+      </w:r>
+      <w:r>
+        <w:t xml:space="preserve"> so it made the falling objects able to be controlled using A and D instead of the player.</w:t>
+      </w:r>
+    </w:p>
+    <w:p>
+      <w:r>
+        <w:rPr>
+          <w:b/>
+          <w:bCs/>
+        </w:rPr>
+        <w:t xml:space="preserve">Notes for </w:t>
+      </w:r>
+      <w:r>
+        <w:rPr>
+          <w:rFonts w:hint="eastAsia"/>
+          <w:b/>
+          <w:bCs/>
+        </w:rPr>
+        <w:t>next</w:t>
+      </w:r>
+      <w:r>
+        <w:rPr>
+          <w:b/>
+          <w:bCs/>
+        </w:rPr>
+        <w:t xml:space="preserve"> class: </w:t>
+      </w:r>
+      <w:r>
+        <w:t xml:space="preserve">start on collision code (look at </w:t>
+      </w:r>
+      <w:proofErr w:type="spellStart"/>
+      <w:r>
+        <w:t>bulletArrayList</w:t>
+      </w:r>
+      <w:proofErr w:type="spellEnd"/>
+      <w:r>
+        <w:t xml:space="preserve"> code for reference).</w:t>
+      </w:r>
+    </w:p>
+    <w:p/>
+    <w:p>
+      <w:pPr>
+        <w:rPr>
+          <w:b/>
+          <w:bCs/>
+        </w:rPr>
+      </w:pPr>
+      <w:r>
+        <w:rPr>
+          <w:b/>
+          <w:bCs/>
+        </w:rPr>
+        <w:t>11/6/2025</w:t>
+      </w:r>
+    </w:p>
+    <w:p>
+      <w:pPr>
+        <w:rPr>
+          <w:rFonts w:ascii="Times New Roman" w:hAnsi="Times New Roman"/>
+        </w:rPr>
+      </w:pPr>
+      <w:r>
+        <w:rPr>
+          <w:b/>
+          <w:bCs/>
+        </w:rPr>
+        <w:t xml:space="preserve">Goals for the day: </w:t>
+      </w:r>
+      <w:r>
+        <w:t xml:space="preserve">Make the code so that when the falling circle hits the player, it disappears. </w:t>
+      </w:r>
+      <w:r>
+        <w:t xml:space="preserve">Also </w:t>
+      </w:r>
+      <w:r>
+        <w:rPr>
+          <w:rFonts w:hint="eastAsia"/>
+        </w:rPr>
+        <w:t>figure</w:t>
+      </w:r>
+      <w:r>
+        <w:t xml:space="preserve"> out how to make 70/</w:t>
+      </w:r>
+      <w:r>
+        <w:t>3</w:t>
+      </w:r>
+      <w:r>
+        <w:t>0 chance of white ball to green ball (poison) but still have them spawn at random positions.</w:t>
+      </w:r>
+    </w:p>
+    <w:p>
+      <w:r>
+        <w:rPr>
+          <w:b/>
+          <w:bCs/>
+        </w:rPr>
+        <w:t>Today I accomplished:</w:t>
+      </w:r>
+      <w:r>
+        <w:rPr>
+          <w:b/>
+          <w:bCs/>
+        </w:rPr>
+        <w:t xml:space="preserve"> </w:t>
+      </w:r>
+      <w:r>
+        <w:t xml:space="preserve">I made the collision code today where the falling object disappears after </w:t>
+      </w:r>
+      <w:proofErr w:type="gramStart"/>
+      <w:r>
+        <w:t>coming in contact with</w:t>
+      </w:r>
+      <w:proofErr w:type="gramEnd"/>
+      <w:r>
+        <w:t xml:space="preserve"> the player. I also made the 70/30 chance code that spawns 70% white balls and 30% green balls using a </w:t>
+      </w:r>
+      <w:r>
+        <w:rPr>
+          <w:rFonts w:hint="eastAsia"/>
+        </w:rPr>
+        <w:t>Boolean</w:t>
+      </w:r>
+      <w:r>
+        <w:t>.</w:t>
+      </w:r>
+    </w:p>
+    <w:p>
+      <w:r>
+        <w:rPr>
+          <w:b/>
+          <w:bCs/>
+        </w:rPr>
+        <w:t>Problems I encountered:</w:t>
+      </w:r>
+      <w:r>
+        <w:rPr>
+          <w:b/>
+          <w:bCs/>
+        </w:rPr>
+        <w:t xml:space="preserve"> </w:t>
+      </w:r>
+      <w:r>
+        <w:t xml:space="preserve">My 70/30 code was placed within the collision code which meant that if my player did not </w:t>
+      </w:r>
+      <w:proofErr w:type="gramStart"/>
+      <w:r>
+        <w:t>come in contact with</w:t>
+      </w:r>
+      <w:proofErr w:type="gramEnd"/>
+      <w:r>
+        <w:t xml:space="preserve"> the falling object, the 70/30 code </w:t>
+      </w:r>
+      <w:r>
         <w:lastRenderedPageBreak/>
-        <w:t>Daily Journal:</w:t>
-      </w:r>
-    </w:p>
-    <w:p>
-      <w:pPr>
-        <w:rPr>
-          <w:b/>
-          <w:bCs/>
-        </w:rPr>
-      </w:pPr>
-      <w:r>
-        <w:rPr>
-          <w:b/>
-          <w:bCs/>
-        </w:rPr>
-        <w:t>Goals for the day:</w:t>
+        <w:t>would not apply</w:t>
+      </w:r>
+      <w:r>
+        <w:rPr>
+          <w:rFonts w:hint="eastAsia"/>
+        </w:rPr>
+        <w:t>,</w:t>
+      </w:r>
+      <w:r>
+        <w:t xml:space="preserve"> and the falling balls afterwards would all be white. I fixed this by placing the 70/30 code </w:t>
+      </w:r>
+      <w:r>
+        <w:rPr>
+          <w:rFonts w:hint="eastAsia"/>
+        </w:rPr>
+        <w:t>outside</w:t>
+      </w:r>
+      <w:r>
+        <w:t xml:space="preserve"> of the collision code so that even if the player did not </w:t>
+      </w:r>
+      <w:proofErr w:type="gramStart"/>
+      <w:r>
+        <w:t>come in contact with</w:t>
+      </w:r>
+      <w:proofErr w:type="gramEnd"/>
+      <w:r>
+        <w:t xml:space="preserve"> the falling </w:t>
+      </w:r>
+      <w:r>
+        <w:rPr>
+          <w:rFonts w:hint="eastAsia"/>
+        </w:rPr>
+        <w:t>object</w:t>
+      </w:r>
+      <w:r>
+        <w:t xml:space="preserve">, the 70/30 code still applies to the balls that fall after the miss. </w:t>
+      </w:r>
+    </w:p>
+    <w:p>
+      <w:r>
+        <w:rPr>
+          <w:b/>
+          <w:bCs/>
+        </w:rPr>
+        <w:t>Notes for next class:</w:t>
+      </w:r>
+      <w:r>
+        <w:t xml:space="preserve"> Find the example where multiple falling objects spawn at once and work out how to apply the 70/30 code across multiple objects. </w:t>
+      </w:r>
+      <w:proofErr w:type="gramStart"/>
+      <w:r>
+        <w:t>If</w:t>
+      </w:r>
+      <w:proofErr w:type="gramEnd"/>
+      <w:r>
+        <w:t xml:space="preserve"> have time, start with </w:t>
+      </w:r>
+      <w:r>
+        <w:rPr>
+          <w:rFonts w:hint="eastAsia"/>
+        </w:rPr>
+        <w:t>the</w:t>
+      </w:r>
+      <w:r>
+        <w:t xml:space="preserve"> score code. </w:t>
+      </w:r>
+    </w:p>
+    <w:p/>
+    <w:p>
+      <w:pPr>
+        <w:rPr>
+          <w:b/>
+          <w:bCs/>
+        </w:rPr>
+      </w:pPr>
+      <w:r>
+        <w:rPr>
+          <w:b/>
+          <w:bCs/>
+        </w:rPr>
+        <w:t>11/10/2025</w:t>
+      </w:r>
+    </w:p>
+    <w:p>
+      <w:pPr>
+        <w:rPr>
+          <w:b/>
+          <w:bCs/>
+        </w:rPr>
+      </w:pPr>
+      <w:r>
+        <w:rPr>
+          <w:b/>
+          <w:bCs/>
+        </w:rPr>
+        <w:t xml:space="preserve">Goals for today: </w:t>
+      </w:r>
+      <w:r>
+        <w:t>Figure out how to spawn multiple objects at once where the 70/30 code still applies and start the score code if time allows.</w:t>
+      </w:r>
+      <w:r>
+        <w:rPr>
+          <w:b/>
+          <w:bCs/>
+        </w:rPr>
+        <w:t xml:space="preserve"> </w:t>
       </w:r>
     </w:p>
     <w:p>
@@ -3463,14 +3911,26 @@
         </w:rPr>
         <w:t>Today I accomplished:</w:t>
       </w:r>
-    </w:p>
-    <w:p>
-      <w:pPr>
-        <w:rPr>
-          <w:b/>
-          <w:bCs/>
-        </w:rPr>
-      </w:pPr>
+      <w:r>
+        <w:rPr>
+          <w:b/>
+          <w:bCs/>
+        </w:rPr>
+        <w:t xml:space="preserve"> </w:t>
+      </w:r>
+      <w:r>
+        <w:t>Today I finished the code for the 60 second timer and the score counter. I was originally going to make the code for spawning multiple objects using the “</w:t>
+      </w:r>
+      <w:proofErr w:type="spellStart"/>
+      <w:r>
+        <w:t>loopingCircles</w:t>
+      </w:r>
+      <w:proofErr w:type="spellEnd"/>
+      <w:r>
+        <w:t>” code for reference but then I decided that multiple falling objects might be more of a “next level” situation.</w:t>
+      </w:r>
+    </w:p>
+    <w:p>
       <w:r>
         <w:rPr>
           <w:b/>
@@ -3478,6 +3938,116 @@
         </w:rPr>
         <w:t>Problems I encountered:</w:t>
       </w:r>
+      <w:r>
+        <w:rPr>
+          <w:b/>
+          <w:bCs/>
+        </w:rPr>
+        <w:t xml:space="preserve"> </w:t>
+      </w:r>
+      <w:r>
+        <w:t>I originally put the timer code after my game code which meant the timer would only flash when I missed a ball. I fixed this by placing the timer code at the very beginning of my void draw so that it would run and be visible from the very beginning.</w:t>
+      </w:r>
+    </w:p>
+    <w:p>
+      <w:r>
+        <w:rPr>
+          <w:b/>
+          <w:bCs/>
+        </w:rPr>
+        <w:t xml:space="preserve">Notes for next class: </w:t>
+      </w:r>
+      <w:r>
+        <w:t xml:space="preserve">start making start and end screen (end screen </w:t>
+      </w:r>
+      <w:proofErr w:type="gramStart"/>
+      <w:r>
+        <w:t>has to</w:t>
+      </w:r>
+      <w:proofErr w:type="gramEnd"/>
+      <w:r>
+        <w:t xml:space="preserve"> make everything stop and only displays the ending score). Probably make another tab for both screens to make things a little neater</w:t>
+      </w:r>
+      <w:r>
+        <w:t xml:space="preserve">. Also try organizing things a </w:t>
+      </w:r>
+      <w:proofErr w:type="gramStart"/>
+      <w:r>
+        <w:t>little?</w:t>
+      </w:r>
+      <w:proofErr w:type="gramEnd"/>
+    </w:p>
+    <w:p>
+      <w:pPr>
+        <w:rPr>
+          <w:b/>
+          <w:bCs/>
+        </w:rPr>
+      </w:pPr>
+    </w:p>
+    <w:p>
+      <w:pPr>
+        <w:rPr>
+          <w:b/>
+          <w:bCs/>
+        </w:rPr>
+      </w:pPr>
+      <w:r>
+        <w:rPr>
+          <w:b/>
+          <w:bCs/>
+        </w:rPr>
+        <w:t>11/12/2025</w:t>
+      </w:r>
+    </w:p>
+    <w:p>
+      <w:r>
+        <w:rPr>
+          <w:b/>
+          <w:bCs/>
+        </w:rPr>
+        <w:t>Goals for today:</w:t>
+      </w:r>
+      <w:r>
+        <w:rPr>
+          <w:b/>
+          <w:bCs/>
+        </w:rPr>
+        <w:t xml:space="preserve"> </w:t>
+      </w:r>
+      <w:r>
+        <w:t xml:space="preserve">I will try to make the start screen with a function start button. Then, if I have time, I’ll try to make the end screen as well. I’ll also clean up my code a little to make it easer to read. </w:t>
+      </w:r>
+    </w:p>
+    <w:p>
+      <w:pPr>
+        <w:rPr>
+          <w:b/>
+          <w:bCs/>
+        </w:rPr>
+      </w:pPr>
+      <w:r>
+        <w:rPr>
+          <w:b/>
+          <w:bCs/>
+        </w:rPr>
+        <w:t>Today I accomplished:</w:t>
+      </w:r>
+    </w:p>
+    <w:p>
+      <w:pPr>
+        <w:rPr>
+          <w:b/>
+          <w:bCs/>
+        </w:rPr>
+      </w:pPr>
+      <w:r>
+        <w:rPr>
+          <w:b/>
+          <w:bCs/>
+        </w:rPr>
+        <w:t>Problems I encountered:</w:t>
+      </w:r>
     </w:p>
     <w:p>
       <w:pPr>
@@ -3509,359 +4079,7 @@
           <w:bCs/>
         </w:rPr>
       </w:pPr>
-      <w:r>
-        <w:rPr>
-          <w:b/>
-          <w:bCs/>
-        </w:rPr>
-        <w:t>11/4/2025</w:t>
-      </w:r>
-    </w:p>
-    <w:p>
-      <w:r>
-        <w:rPr>
-          <w:b/>
-          <w:bCs/>
-        </w:rPr>
-        <w:t>Goals for the day:</w:t>
-      </w:r>
-      <w:r>
-        <w:t xml:space="preserve"> create the basic objects (player that can move using </w:t>
-      </w:r>
-      <w:r>
-        <w:t>A and D keys and won’</w:t>
-      </w:r>
-      <w:r>
-        <w:rPr>
-          <w:rFonts w:hint="eastAsia"/>
-        </w:rPr>
-        <w:t>t</w:t>
-      </w:r>
-      <w:r>
-        <w:t xml:space="preserve"> go offscreen </w:t>
-      </w:r>
-      <w:r>
-        <w:t xml:space="preserve">and possibly </w:t>
-      </w:r>
-      <w:r>
-        <w:t>set</w:t>
-      </w:r>
-      <w:r>
-        <w:t xml:space="preserve"> up an </w:t>
-      </w:r>
-      <w:proofErr w:type="spellStart"/>
-      <w:r>
-        <w:t>arraylist</w:t>
-      </w:r>
-      <w:proofErr w:type="spellEnd"/>
-      <w:r>
-        <w:t xml:space="preserve"> for falling objects). I will be using rectangles as placeholders before </w:t>
-      </w:r>
-      <w:r>
-        <w:rPr>
-          <w:rFonts w:hint="eastAsia"/>
-        </w:rPr>
-        <w:t>I</w:t>
-      </w:r>
-      <w:r>
-        <w:t xml:space="preserve"> import character and object designs into the game in a future class.</w:t>
-      </w:r>
-    </w:p>
-    <w:p>
-      <w:r>
-        <w:rPr>
-          <w:b/>
-          <w:bCs/>
-        </w:rPr>
-        <w:t>Today I accomplished:</w:t>
-      </w:r>
-      <w:r>
-        <w:rPr>
-          <w:b/>
-          <w:bCs/>
-        </w:rPr>
-        <w:t xml:space="preserve"> </w:t>
-      </w:r>
-      <w:r>
-        <w:t>I made a player that is at the bottom of the screen, can be controlled using A and D keys to move left and right</w:t>
-      </w:r>
-      <w:r>
-        <w:t xml:space="preserve"> (using KeyPressed2024)</w:t>
-      </w:r>
-      <w:r>
-        <w:t>, and ca</w:t>
-      </w:r>
-      <w:r>
-        <w:rPr>
-          <w:rFonts w:hint="eastAsia"/>
-        </w:rPr>
-        <w:t>nnot</w:t>
-      </w:r>
-      <w:r>
-        <w:t xml:space="preserve"> go off screen. I also made falling objects that spawn at random locations and fall at a certain speed</w:t>
-      </w:r>
-      <w:r>
-        <w:t xml:space="preserve"> (using </w:t>
-      </w:r>
-      <w:r>
-        <w:rPr>
-          <w:rFonts w:hint="eastAsia"/>
-        </w:rPr>
-        <w:t>“</w:t>
-      </w:r>
-      <w:r>
-        <w:t>Single Raindrop Spawn from diff location)</w:t>
-      </w:r>
-      <w:r>
-        <w:t xml:space="preserve">. </w:t>
-      </w:r>
-    </w:p>
-    <w:p>
-      <w:r>
-        <w:rPr>
-          <w:b/>
-          <w:bCs/>
-        </w:rPr>
-        <w:t>Problems I encountered:</w:t>
-      </w:r>
-      <w:r>
-        <w:rPr>
-          <w:b/>
-          <w:bCs/>
-        </w:rPr>
-        <w:t xml:space="preserve"> </w:t>
-      </w:r>
-      <w:r>
-        <w:t>I forgot to change the variable x and y into x2 and y2 for the falling objects</w:t>
-      </w:r>
-      <w:r>
-        <w:rPr>
-          <w:rFonts w:hint="eastAsia"/>
-        </w:rPr>
-        <w:t>,</w:t>
-      </w:r>
-      <w:r>
-        <w:t xml:space="preserve"> so it made the falling objects able to be controlled using A and D instead of the player.</w:t>
-      </w:r>
-    </w:p>
-    <w:p>
-      <w:r>
-        <w:rPr>
-          <w:b/>
-          <w:bCs/>
-        </w:rPr>
-        <w:t xml:space="preserve">Notes for </w:t>
-      </w:r>
-      <w:r>
-        <w:rPr>
-          <w:rFonts w:hint="eastAsia"/>
-          <w:b/>
-          <w:bCs/>
-        </w:rPr>
-        <w:t>next</w:t>
-      </w:r>
-      <w:r>
-        <w:rPr>
-          <w:b/>
-          <w:bCs/>
-        </w:rPr>
-        <w:t xml:space="preserve"> class: </w:t>
-      </w:r>
-      <w:r>
-        <w:t xml:space="preserve">start on collision code (look at </w:t>
-      </w:r>
-      <w:proofErr w:type="spellStart"/>
-      <w:r>
-        <w:t>bulletArrayList</w:t>
-      </w:r>
-      <w:proofErr w:type="spellEnd"/>
-      <w:r>
-        <w:t xml:space="preserve"> code for reference).</w:t>
-      </w:r>
-    </w:p>
-    <w:p/>
-    <w:p>
-      <w:pPr>
-        <w:rPr>
-          <w:b/>
-          <w:bCs/>
-        </w:rPr>
-      </w:pPr>
-      <w:r>
-        <w:rPr>
-          <w:b/>
-          <w:bCs/>
-        </w:rPr>
-        <w:t>11/6/2025</w:t>
-      </w:r>
-    </w:p>
-    <w:p>
-      <w:pPr>
-        <w:rPr>
-          <w:rFonts w:ascii="Times New Roman" w:hAnsi="Times New Roman"/>
-        </w:rPr>
-      </w:pPr>
-      <w:r>
-        <w:rPr>
-          <w:b/>
-          <w:bCs/>
-        </w:rPr>
-        <w:t xml:space="preserve">Goals for the day: </w:t>
-      </w:r>
-      <w:r>
-        <w:t xml:space="preserve">Make the code so that when the falling circle hits the player, it disappears. </w:t>
-      </w:r>
-      <w:r>
-        <w:t xml:space="preserve">Also </w:t>
-      </w:r>
-      <w:r>
-        <w:rPr>
-          <w:rFonts w:hint="eastAsia"/>
-        </w:rPr>
-        <w:t>figure</w:t>
-      </w:r>
-      <w:r>
-        <w:t xml:space="preserve"> out how to make 70/</w:t>
-      </w:r>
-      <w:r>
-        <w:t>3</w:t>
-      </w:r>
-      <w:r>
-        <w:t>0 chance of white ball to green ball (poison) but still have them spawn at random positions.</w:t>
-      </w:r>
-    </w:p>
-    <w:p>
-      <w:r>
-        <w:rPr>
-          <w:b/>
-          <w:bCs/>
-        </w:rPr>
-        <w:t>Today I accomplished:</w:t>
-      </w:r>
-      <w:r>
-        <w:rPr>
-          <w:b/>
-          <w:bCs/>
-        </w:rPr>
-        <w:t xml:space="preserve"> </w:t>
-      </w:r>
-      <w:r>
-        <w:t xml:space="preserve">I made the collision code today where the falling object disappears after </w:t>
-      </w:r>
-      <w:proofErr w:type="gramStart"/>
-      <w:r>
-        <w:t>coming in contact with</w:t>
-      </w:r>
-      <w:proofErr w:type="gramEnd"/>
-      <w:r>
-        <w:t xml:space="preserve"> the player. I also made the 70/30 chance code that spawns 70% white balls and 30% green balls using a </w:t>
-      </w:r>
-      <w:r>
-        <w:rPr>
-          <w:rFonts w:hint="eastAsia"/>
-        </w:rPr>
-        <w:t>Boolean</w:t>
-      </w:r>
-      <w:r>
-        <w:t>.</w:t>
-      </w:r>
-    </w:p>
-    <w:p>
-      <w:r>
-        <w:rPr>
-          <w:b/>
-          <w:bCs/>
-        </w:rPr>
-        <w:t>Problems I encountered:</w:t>
-      </w:r>
-      <w:r>
-        <w:rPr>
-          <w:b/>
-          <w:bCs/>
-        </w:rPr>
-        <w:t xml:space="preserve"> </w:t>
-      </w:r>
-      <w:r>
-        <w:t xml:space="preserve">My 70/30 code was placed within the collision code which meant that if my player did not </w:t>
-      </w:r>
-      <w:proofErr w:type="gramStart"/>
-      <w:r>
-        <w:t>come in contact with</w:t>
-      </w:r>
-      <w:proofErr w:type="gramEnd"/>
-      <w:r>
-        <w:t xml:space="preserve"> the falling object, the 70/30 code would not apply</w:t>
-      </w:r>
-      <w:r>
-        <w:rPr>
-          <w:rFonts w:hint="eastAsia"/>
-        </w:rPr>
-        <w:t>,</w:t>
-      </w:r>
-      <w:r>
-        <w:t xml:space="preserve"> and the falling balls afterwards would all be white. I fixed this by placing the 70/30 code </w:t>
-      </w:r>
-      <w:r>
-        <w:rPr>
-          <w:rFonts w:hint="eastAsia"/>
-        </w:rPr>
-        <w:t>outside</w:t>
-      </w:r>
-      <w:r>
-        <w:t xml:space="preserve"> of the collision code so that even if the player did not </w:t>
-      </w:r>
-      <w:proofErr w:type="gramStart"/>
-      <w:r>
-        <w:t xml:space="preserve">come in </w:t>
-      </w:r>
-      <w:r>
-        <w:lastRenderedPageBreak/>
-        <w:t>contact with</w:t>
-      </w:r>
-      <w:proofErr w:type="gramEnd"/>
-      <w:r>
-        <w:t xml:space="preserve"> the falling </w:t>
-      </w:r>
-      <w:r>
-        <w:rPr>
-          <w:rFonts w:hint="eastAsia"/>
-        </w:rPr>
-        <w:t>object</w:t>
-      </w:r>
-      <w:r>
-        <w:t xml:space="preserve">, the 70/30 code still applies to the balls that fall after the miss. </w:t>
-      </w:r>
-    </w:p>
-    <w:p>
-      <w:r>
-        <w:rPr>
-          <w:b/>
-          <w:bCs/>
-        </w:rPr>
-        <w:t>Notes for next class:</w:t>
-      </w:r>
-      <w:r>
-        <w:t xml:space="preserve"> Find the example where multiple falling objects spawn at once and work out how to apply the 70/30 code across multiple objects. </w:t>
-      </w:r>
-      <w:proofErr w:type="gramStart"/>
-      <w:r>
-        <w:t>If</w:t>
-      </w:r>
-      <w:proofErr w:type="gramEnd"/>
-      <w:r>
-        <w:t xml:space="preserve"> have time, start with </w:t>
-      </w:r>
-      <w:r>
-        <w:rPr>
-          <w:rFonts w:hint="eastAsia"/>
-        </w:rPr>
-        <w:t>the</w:t>
-      </w:r>
-      <w:r>
-        <w:t xml:space="preserve"> score code. </w:t>
-      </w:r>
-    </w:p>
-    <w:p/>
+    </w:p>
     <w:sectPr>
       <w:pgSz w:w="12240" w:h="15840"/>
       <w:pgMar w:top="1440" w:right="1440" w:bottom="1440" w:left="1440" w:header="720" w:footer="720" w:gutter="0"/>
@@ -7261,16 +7479,9 @@
 <file path=customXml/itemProps2.xml><?xml version="1.0" encoding="utf-8"?>
 <ds:datastoreItem xmlns:ds="http://schemas.openxmlformats.org/officeDocument/2006/customXml" ds:itemID="{096B8750-02F0-4410-8723-30814CD01406}">
   <ds:schemaRefs>
-    <ds:schemaRef ds:uri="74974b16-af87-4a45-81c1-8a22b84e9396"/>
-    <ds:schemaRef ds:uri="http://purl.org/dc/elements/1.1/"/>
-    <ds:schemaRef ds:uri="http://purl.org/dc/dcmitype/"/>
-    <ds:schemaRef ds:uri="http://purl.org/dc/terms/"/>
+    <ds:schemaRef ds:uri="http://schemas.microsoft.com/office/2006/metadata/properties"/>
     <ds:schemaRef ds:uri="http://schemas.microsoft.com/office/infopath/2007/PartnerControls"/>
-    <ds:schemaRef ds:uri="http://schemas.openxmlformats.org/package/2006/metadata/core-properties"/>
-    <ds:schemaRef ds:uri="http://schemas.microsoft.com/office/2006/documentManagement/types"/>
     <ds:schemaRef ds:uri="83a77e0d-9016-4904-bc9f-7b544b40d223"/>
-    <ds:schemaRef ds:uri="http://schemas.microsoft.com/office/2006/metadata/properties"/>
-    <ds:schemaRef ds:uri="http://www.w3.org/XML/1998/namespace"/>
   </ds:schemaRefs>
 </ds:datastoreItem>
 </file>
